--- a/labs/altmidterm2026/AltMidterm2026.docx
+++ b/labs/altmidterm2026/AltMidterm2026.docx
@@ -2165,7 +2165,7 @@
         <w:t xml:space="preserve">Hint: </w:t>
       </w:r>
       <w:r>
-        <w:t xml:space="preserve">this file was encrypted with OpenSSL's symmetric cipher, AES-256-CBC with a salt. Only the password is unknown — the tool and algorithm aren't.</w:t>
+        <w:t xml:space="preserve">this file was encrypted with OpenSSL's symmetric cipher, AES-256-CBC with a salt. Only the password is unknown — the tool and algorithm aren't. Don't stop at the encrypted file itself — check what else was left alongside it on the FTP server, and re-check the web directory for anything about the people involved.</w:t>
       </w:r>
     </w:p>
     <w:p>

--- a/labs/altmidterm2026/AltMidterm2026.docx
+++ b/labs/altmidterm2026/AltMidterm2026.docx
@@ -2165,7 +2165,7 @@
         <w:t xml:space="preserve">Hint: </w:t>
       </w:r>
       <w:r>
-        <w:t xml:space="preserve">this file was encrypted with OpenSSL's symmetric cipher, AES-256-CBC with a salt. Only the password is unknown — the tool and algorithm aren't. Don't stop at the encrypted file itself — check what else was left alongside it on the FTP server, and re-check the web directory for anything about the people involved.</w:t>
+        <w:t xml:space="preserve">this file was encrypted with OpenSSL's symmetric cipher, AES-256-CBC with a salt. Only the password is unknown — the tool and algorithm aren't. Don't stop at the encrypted file itself — check what else was left alongside it on the FTP server, re-check the web directory for anything about the people involved, and remember SSH brute force may crack more than one account — check what each account's home directory holds.</w:t>
       </w:r>
     </w:p>
     <w:p>
